--- a/docs/CHIP_reading_list_2026.docx
+++ b/docs/CHIP_reading_list_2026.docx
@@ -1543,7 +1543,7 @@
           <w:sz w:val="21"/>
           <w:szCs w:val="21"/>
         </w:rPr>
-        <w:t xml:space="preserve">Zeidan AM, Platzbecker U, Santini V, et al. How I manage patients with unexplained cytopenia. Blood. 2025;145(15):1610–1622.</w:t>
+        <w:t xml:space="preserve">Malcovati L, Cazzola M. How I manage patients with unexplained cytopenia. Blood. 2025;145(15):1610-1620.</w:t>
       </w:r>
     </w:p>
     <w:p>

--- a/docs/CHIP_reading_list_2026.docx
+++ b/docs/CHIP_reading_list_2026.docx
@@ -132,25 +132,25 @@
           <w:sz w:val="21"/>
           <w:szCs w:val="21"/>
         </w:rPr>
-        <w:t xml:space="preserve">Jaiswal S, Fontanillas P, Flannick J, et al. Age-related clonal hematopoiesis associated with adverse outcomes. N Engl J Med. 2014;371(26):2488–2498. https://www.nejm.org/doi/full/10.1056/NEJMoa1408617</w:t>
-      </w:r>
-    </w:p>
-    <w:p>
-      <w:pPr>
-        <w:pBdr>
-          <w:left w:val="thick" w:color="C8DFF0" w:sz="12" w:space="6"/>
-        </w:pBdr>
-        <w:spacing w:after="120" w:before="40"/>
-        <w:ind w:left="540"/>
-      </w:pPr>
-      <w:r>
-        <w:rPr>
-          <w:rFonts w:ascii="Arial" w:cs="Arial" w:eastAsia="Arial" w:hAnsi="Arial"/>
-          <w:color w:val="666666"/>
-          <w:sz w:val="20"/>
-          <w:szCs w:val="20"/>
-        </w:rPr>
-        <w:t xml:space="preserve">The founding CHIP paper. Established that somatic driver mutations are common in aging blood (10–20% over age 70), associated with ~10-fold increased hematologic malignancy risk and doubled all-cause mortality: with excess mortality attributable to cardiovascular events, not leukemia.</w:t>
+        <w:t xml:space="preserve">Jaiswal S, Fontanillas P, Flannick J, et al. Age-related clonal hematopoiesis associated with adverse outcomes. N Engl J Med. 2014;371(26):2488-2498. https://www.nejm.org/doi/full/10.1056/NEJMoa1408617</w:t>
+      </w:r>
+    </w:p>
+    <w:p>
+      <w:pPr>
+        <w:pBdr>
+          <w:left w:val="thick" w:color="C8DFF0" w:sz="12" w:space="6"/>
+        </w:pBdr>
+        <w:spacing w:after="120" w:before="40"/>
+        <w:ind w:left="540"/>
+      </w:pPr>
+      <w:r>
+        <w:rPr>
+          <w:rFonts w:ascii="Arial" w:cs="Arial" w:eastAsia="Arial" w:hAnsi="Arial"/>
+          <w:color w:val="666666"/>
+          <w:sz w:val="20"/>
+          <w:szCs w:val="20"/>
+        </w:rPr>
+        <w:t xml:space="preserve">The founding CHIP paper. Established that somatic driver mutations are common in aging blood (10-20% over age 70), associated with ~10-fold increased hematologic malignancy risk and doubled all-cause mortality: with excess mortality attributable to cardiovascular events, not leukemia.</w:t>
       </w:r>
     </w:p>
     <w:p>
@@ -178,7 +178,7 @@
           <w:sz w:val="21"/>
           <w:szCs w:val="21"/>
         </w:rPr>
-        <w:t xml:space="preserve">Genovese G, Kähler AK, Handsaker RE, et al. Clonal hematopoiesis and blood-cancer risk inferred from blood DNA sequence. N Engl J Med. 2014;371(26):2477–2487. https://www.nejm.org/doi/full/10.1056/NEJMoa1409405</w:t>
+        <w:t xml:space="preserve">Genovese G, Kähler AK, Handsaker RE, et al. Clonal hematopoiesis and blood-cancer risk inferred from blood DNA sequence. N Engl J Med. 2014;371(26):2477-2487. https://www.nejm.org/doi/full/10.1056/NEJMoa1409405</w:t>
       </w:r>
     </w:p>
     <w:p>
@@ -224,7 +224,7 @@
           <w:sz w:val="21"/>
           <w:szCs w:val="21"/>
         </w:rPr>
-        <w:t xml:space="preserve">Steensma DP, Bejar R, Jaiswal S, et al. Clonal hematopoiesis of indeterminate potential and its distinction from myelodysplastic syndromes. Blood. 2015;126(1):9–16.</w:t>
+        <w:t xml:space="preserve">Steensma DP, Bejar R, Jaiswal S, et al. Clonal hematopoiesis of indeterminate potential and its distinction from myelodysplastic syndromes. Blood. 2015;126(1):9-16.</w:t>
       </w:r>
     </w:p>
     <w:p>
@@ -270,7 +270,7 @@
           <w:sz w:val="21"/>
           <w:szCs w:val="21"/>
         </w:rPr>
-        <w:t xml:space="preserve">Jaiswal S, Natarajan P, Silver AJ, et al. Clonal hematopoiesis and risk of atherosclerotic cardiovascular disease. N Engl J Med. 2017;377(2):111–121.</w:t>
+        <w:t xml:space="preserve">Jaiswal S, Natarajan P, Silver AJ, et al. Clonal hematopoiesis and risk of atherosclerotic cardiovascular disease. N Engl J Med. 2017;377(2):111-121.</w:t>
       </w:r>
     </w:p>
     <w:p>
@@ -358,7 +358,7 @@
           <w:sz w:val="21"/>
           <w:szCs w:val="21"/>
         </w:rPr>
-        <w:t xml:space="preserve">Fuster JJ, MacLauchlan S, Zuriaga MA, et al. Clonal hematopoiesis associated with TET2 deficiency accelerates atherosclerosis development in mice. Science. 2017;355(6327):842–847.</w:t>
+        <w:t xml:space="preserve">Fuster JJ, MacLauchlan S, Zuriaga MA, et al. Clonal hematopoiesis associated with TET2 deficiency accelerates atherosclerosis development in mice. Science. 2017;355(6327):842-847.</w:t>
       </w:r>
     </w:p>
     <w:p>
@@ -404,7 +404,7 @@
           <w:sz w:val="21"/>
           <w:szCs w:val="21"/>
         </w:rPr>
-        <w:t xml:space="preserve">Heyde A, Rohde D, McAlpine CS, et al. Increased stem cell proliferation in atherosclerosis accelerates clonal hematopoiesis. Cell. 2021;184(5):1348–1361.e22.</w:t>
+        <w:t xml:space="preserve">Heyde A, Rohde D, McAlpine CS, et al. Increased stem cell proliferation in atherosclerosis accelerates clonal hematopoiesis. Cell. 2021;184(5):1348-1361.e22.</w:t>
       </w:r>
     </w:p>
     <w:p>
@@ -450,7 +450,7 @@
           <w:sz w:val="21"/>
           <w:szCs w:val="21"/>
         </w:rPr>
-        <w:t xml:space="preserve">Sano S, Oshima K, Wang Y, et al. Tet2-mediated clonal hematopoiesis accelerates heart failure through a mechanism involving the IL-1β/NLRP3 inflammasome. J Am Coll Cardiol. 2018;71(8):875–886.</w:t>
+        <w:t xml:space="preserve">Sano S, Oshima K, Wang Y, et al. Tet2-mediated clonal hematopoiesis accelerates heart failure through a mechanism involving the IL-1β/NLRP3 inflammasome. J Am Coll Cardiol. 2018;71(8):875-886.</w:t>
       </w:r>
     </w:p>
     <w:p>
@@ -496,7 +496,7 @@
           <w:sz w:val="21"/>
           <w:szCs w:val="21"/>
         </w:rPr>
-        <w:t xml:space="preserve">Bick AG, Pirruccello JP, Griffin GK, et al. Genetic interleukin-6 signaling deficiency attenuates cardiovascular risk in clonal hematopoiesis. Circulation. 2020;141(2):124–131.</w:t>
+        <w:t xml:space="preserve">Bick AG, Pirruccello JP, Griffin GK, et al. Genetic interleukin-6 signaling deficiency attenuates cardiovascular risk in clonal hematopoiesis. Circulation. 2020;141(2):124-131.</w:t>
       </w:r>
     </w:p>
     <w:p>
@@ -542,7 +542,7 @@
           <w:sz w:val="21"/>
           <w:szCs w:val="21"/>
         </w:rPr>
-        <w:t xml:space="preserve">Florez MA, Tran BT, Wathan TK, et al. Clonal hematopoiesis: mutation-specific adaptation to environmental change. Cell Stem Cell. 2022;29(6):882–904.</w:t>
+        <w:t xml:space="preserve">Florez MA, Tran BT, Wathan TK, et al. Clonal hematopoiesis: mutation-specific adaptation to environmental change. Cell Stem Cell. 2022;29(6):882-904.</w:t>
       </w:r>
     </w:p>
     <w:p>
@@ -647,7 +647,7 @@
           <w:sz w:val="21"/>
           <w:szCs w:val="21"/>
         </w:rPr>
-        <w:t xml:space="preserve">Rauch PJ, Bhatt DL. Clonal hematopoiesis as a risk factor for myocardial infarction and stroke. Curr Opin Cardiol. 2020;35(5):524–530.</w:t>
+        <w:t xml:space="preserve">Rauch PJ, Bhatt DL. Clonal hematopoiesis as a risk factor for myocardial infarction and stroke. Curr Opin Cardiol. 2020;35(5):524-530.</w:t>
       </w:r>
     </w:p>
     <w:p>
@@ -693,7 +693,7 @@
           <w:sz w:val="21"/>
           <w:szCs w:val="21"/>
         </w:rPr>
-        <w:t xml:space="preserve">Honigberg MC, Zekavat SM, Pirruccello JP, et al. Premature menopause, clonal hematopoiesis, and coronary artery disease in postmenopausal women. Circulation. 2021;143(5):410–423.</w:t>
+        <w:t xml:space="preserve">Honigberg MC, Zekavat SM, Pirruccello JP, et al. Premature menopause, clonal hematopoiesis, and coronary artery disease in postmenopausal women. Circulation. 2021;143(5):410-423.</w:t>
       </w:r>
     </w:p>
     <w:p>
@@ -756,7 +756,7 @@
           <w:sz w:val="21"/>
           <w:szCs w:val="21"/>
         </w:rPr>
-        <w:t xml:space="preserve">Yu B, Roberts MB, Raffield LM, et al. Supplemental association of clonal hematopoiesis with incident heart failure. J Am Coll Cardiol. 2021;78(1):42–52.</w:t>
+        <w:t xml:space="preserve">Yu B, Roberts MB, Raffield LM, et al. Supplemental association of clonal hematopoiesis with incident heart failure. J Am Coll Cardiol. 2021;78(1):42-52.</w:t>
       </w:r>
     </w:p>
     <w:p>
@@ -802,7 +802,7 @@
           <w:sz w:val="21"/>
           <w:szCs w:val="21"/>
         </w:rPr>
-        <w:t xml:space="preserve">Assmus B, Cremer S, Röver C, et al. Clonal haematopoiesis in chronic ischaemic heart failure: prognostic role of clone size for DNMT3A- and TET2-driver gene mutations. Eur Heart J. 2021;42(3):257–265.</w:t>
+        <w:t xml:space="preserve">Assmus B, Cremer S, Röver C, et al. Clonal haematopoiesis in chronic ischaemic heart failure: prognostic role of clone size for DNMT3A- and TET2-driver gene mutations. Eur Heart J. 2021;42(3):257-265.</w:t>
       </w:r>
     </w:p>
     <w:p>
@@ -848,7 +848,7 @@
           <w:sz w:val="21"/>
           <w:szCs w:val="21"/>
         </w:rPr>
-        <w:t xml:space="preserve">Dorsheimer L, Assmus B, Rasper T, et al. Association of mutations contributing to clonal hematopoiesis with prognosis in chronic ischemic heart failure. JAMA Cardiol. 2019;4(1):25–33.</w:t>
+        <w:t xml:space="preserve">Dorsheimer L, Assmus B, Rasper T, et al. Association of mutations contributing to clonal hematopoiesis with prognosis in chronic ischemic heart failure. JAMA Cardiol. 2019;4(1):25-33.</w:t>
       </w:r>
     </w:p>
     <w:p>
@@ -912,7 +912,7 @@
           <w:sz w:val="20"/>
           <w:szCs w:val="20"/>
         </w:rPr>
-        <w:t xml:space="preserve">Gene-specific finding: TET2-CHIP (not DNMT3A-CHIP) was independently associated with incident HFpEF with meta-analyzed HR 2.35 (95% CI, 1.34–4.11) across JHS and WHI cohorts; the association was strongest in patients with CRP ≥2 mg/L: implicating the inflammatory pathway.</w:t>
+        <w:t xml:space="preserve">Gene-specific finding: TET2-CHIP (not DNMT3A-CHIP) was independently associated with incident HFpEF with meta-analyzed HR 2.35 (95% CI, 1.34-4.11) across JHS and WHI cohorts; the association was strongest in patients with CRP ≥2 mg/L: implicating the inflammatory pathway.</w:t>
       </w:r>
     </w:p>
     <w:p>
@@ -1003,7 +1003,7 @@
           <w:sz w:val="21"/>
           <w:szCs w:val="21"/>
         </w:rPr>
-        <w:t xml:space="preserve">Patel AA, Bhatt DL, Bhatt AB, et al. Clonal hematopoiesis and atrial fibrillation: insights into pathophysiology and clinical implications. Curr Opin Cardiol. 2024;39(2):175–183.</w:t>
+        <w:t xml:space="preserve">Patel AA, Bhatt DL, Bhatt AB, et al. Clonal hematopoiesis and atrial fibrillation: insights into pathophysiology and clinical implications. Curr Opin Cardiol. 2024;39(2):175-183.</w:t>
       </w:r>
     </w:p>
     <w:p>
@@ -1091,7 +1091,7 @@
           <w:sz w:val="21"/>
           <w:szCs w:val="21"/>
         </w:rPr>
-        <w:t xml:space="preserve">Ridker PM, Everett BM, Thuren T, et al. Antiinflammatory therapy with canakinumab for atherosclerotic disease. N Engl J Med. 2017;377(12):1119–1131. https://www.nejm.org/doi/full/10.1056/NEJMoa1707914</w:t>
+        <w:t xml:space="preserve">Ridker PM, Everett BM, Thuren T, et al. Antiinflammatory therapy with canakinumab for atherosclerotic disease. N Engl J Med. 2017;377(12):1119-1131. https://www.nejm.org/doi/full/10.1056/NEJMoa1707914</w:t>
       </w:r>
     </w:p>
     <w:p>
@@ -1137,7 +1137,7 @@
           <w:sz w:val="21"/>
           <w:szCs w:val="21"/>
         </w:rPr>
-        <w:t xml:space="preserve">Svensson EC, Madar A, Campbell CD, et al. TET2-driven clonal hematopoiesis and response to canakinumab: an exploratory analysis of the CANTOS randomized clinical trial. JAMA Cardiol. 2022;7(5):521–528.</w:t>
+        <w:t xml:space="preserve">Svensson EC, Madar A, Campbell CD, et al. TET2-driven clonal hematopoiesis and response to canakinumab: an exploratory analysis of the CANTOS randomized clinical trial. JAMA Cardiol. 2022;7(5):521-528.</w:t>
       </w:r>
     </w:p>
     <w:p>
@@ -1183,7 +1183,7 @@
           <w:sz w:val="21"/>
           <w:szCs w:val="21"/>
         </w:rPr>
-        <w:t xml:space="preserve">Tardif JC, Kouz S, Waters DD, et al. Efficacy and safety of low-dose colchicine after myocardial infarction. N Engl J Med. 2019;381(26):2497–2505.</w:t>
+        <w:t xml:space="preserve">Tardif JC, Kouz S, Waters DD, et al. Efficacy and safety of low-dose colchicine after myocardial infarction. N Engl J Med. 2019;381(26):2497-2505.</w:t>
       </w:r>
     </w:p>
     <w:p>
@@ -1229,7 +1229,7 @@
           <w:sz w:val="21"/>
           <w:szCs w:val="21"/>
         </w:rPr>
-        <w:t xml:space="preserve">Nidorf SM, Fiolet ATL, Mosterd A, et al. Colchicine in patients with chronic coronary disease. N Engl J Med. 2020;383(19):1838–1847.</w:t>
+        <w:t xml:space="preserve">Nidorf SM, Fiolet ATL, Mosterd A, et al. Colchicine in patients with chronic coronary disease. N Engl J Med. 2020;383(19):1838-1847.</w:t>
       </w:r>
     </w:p>
     <w:p>
@@ -1363,7 +1363,7 @@
           <w:sz w:val="21"/>
           <w:szCs w:val="21"/>
         </w:rPr>
-        <w:t xml:space="preserve">Cargo CA, Rowbotham N, Evans PA, et al. Targeted sequencing identifies patients with preclinical MDS at high risk of disease progression. Blood. 2015;126(21):2362–2365.</w:t>
+        <w:t xml:space="preserve">Cargo CA, Rowbotham N, Evans PA, et al. Targeted sequencing identifies patients with preclinical MDS at high risk of disease progression. Blood. 2015;126(21):2362-2365.</w:t>
       </w:r>
     </w:p>
     <w:p>
@@ -1409,7 +1409,7 @@
           <w:sz w:val="21"/>
           <w:szCs w:val="21"/>
         </w:rPr>
-        <w:t xml:space="preserve">Niroula A, Sekar A, Murakami MA, et al. Distinction of lymphoid and myeloid clonal hematopoiesis. Nat Med. 2021;27(11):1921–1927.</w:t>
+        <w:t xml:space="preserve">Niroula A, Sekar A, Murakami MA, et al. Distinction of lymphoid and myeloid clonal hematopoiesis. Nat Med. 2021;27(11):1921-1927.</w:t>
       </w:r>
     </w:p>
     <w:p>
@@ -1497,7 +1497,7 @@
           <w:sz w:val="21"/>
           <w:szCs w:val="21"/>
         </w:rPr>
-        <w:t xml:space="preserve">Libby P, Sidlow R, Lin AE, et al. Clonal hematopoiesis: crossroads of aging, cardiovascular disease, and cancer: JACC review topic of the week. J Am Coll Cardiol. 2019;74(4):567–577.</w:t>
+        <w:t xml:space="preserve">Libby P, Sidlow R, Lin AE, et al. Clonal hematopoiesis: crossroads of aging, cardiovascular disease, and cancer: JACC review topic of the week. J Am Coll Cardiol. 2019;74(4):567-577.</w:t>
       </w:r>
     </w:p>
     <w:p>
@@ -1589,7 +1589,7 @@
           <w:sz w:val="21"/>
           <w:szCs w:val="21"/>
         </w:rPr>
-        <w:t xml:space="preserve">Libby P, Oren O, Small AM. Clonal hematopoiesis of indeterminate potential: managing cardiovascular risk. JACC CardioOncol. 2025;7(4):399–410.</w:t>
+        <w:t xml:space="preserve">Libby P, Oren O, Small AM. Clonal hematopoiesis of indeterminate potential: managing cardiovascular risk. JACC CardioOncol. 2025;7(4):399-410.</w:t>
       </w:r>
     </w:p>
     <w:p>
@@ -1635,7 +1635,7 @@
           <w:sz w:val="21"/>
           <w:szCs w:val="21"/>
         </w:rPr>
-        <w:t xml:space="preserve">Zhao LP, Bhatt DL. Clonal hematopoiesis: a cardiovascular perspective. Curr Cardiol Rep. 2023;25(9):951–962.</w:t>
+        <w:t xml:space="preserve">Zhao LP, Bhatt DL. Clonal hematopoiesis: a cardiovascular perspective. Curr Cardiol Rep. 2023;25(9):951-962.</w:t>
       </w:r>
     </w:p>
     <w:p>
@@ -1681,7 +1681,7 @@
           <w:sz w:val="21"/>
           <w:szCs w:val="21"/>
         </w:rPr>
-        <w:t xml:space="preserve">Bick AG, Weinstock JS, Nandakumar SK, et al. Inherited causes of clonal haematopoiesis in 97,691 whole genomes. Nature. 2020;586(7831):763–768.</w:t>
+        <w:t xml:space="preserve">Bick AG, Weinstock JS, Nandakumar SK, et al. Inherited causes of clonal haematopoiesis in 97,691 whole genomes. Nature. 2020;586(7831):763-768.</w:t>
       </w:r>
     </w:p>
     <w:p>
@@ -1769,7 +1769,7 @@
           <w:sz w:val="21"/>
           <w:szCs w:val="21"/>
         </w:rPr>
-        <w:t xml:space="preserve">Leiser CL, Hanson HA, Huang H, et al. Associations between ambient air pollutants and clonal hematopoiesis of indeterminate potential. Cancer Epidemiol Biomarkers Prev. 2023;32(10):1470–1473.</w:t>
+        <w:t xml:space="preserve">Leiser CL, Hanson HA, Huang H, et al. Associations between ambient air pollutants and clonal hematopoiesis of indeterminate potential. Cancer Epidemiol Biomarkers Prev. 2023;32(10):1470-1473.</w:t>
       </w:r>
     </w:p>
     <w:p>
@@ -1815,7 +1815,7 @@
           <w:sz w:val="21"/>
           <w:szCs w:val="21"/>
         </w:rPr>
-        <w:t xml:space="preserve">Busque L, Patel JP, Figueroa ME, et al. Recurrent somatic TET2 mutations in normal elderly individuals with clonal hematopoiesis. Nat Genet. 2012;44(11):1179–1181.</w:t>
+        <w:t xml:space="preserve">Busque L, Patel JP, Figueroa ME, et al. Recurrent somatic TET2 mutations in normal elderly individuals with clonal hematopoiesis. Nat Genet. 2012;44(11):1179-1181.</w:t>
       </w:r>
     </w:p>
     <w:p>
@@ -1861,7 +1861,7 @@
           <w:sz w:val="21"/>
           <w:szCs w:val="21"/>
         </w:rPr>
-        <w:t xml:space="preserve">Honigberg MC, Zekavat SM, Pirruccello JP, et al. Premature menopause, clonal hematopoiesis, and coronary artery disease in postmenopausal women. Circulation. 2021;143(5):410–423.</w:t>
+        <w:t xml:space="preserve">Honigberg MC, Zekavat SM, Pirruccello JP, et al. Premature menopause, clonal hematopoiesis, and coronary artery disease in postmenopausal women. Circulation. 2021;143(5):410-423.</w:t>
       </w:r>
     </w:p>
     <w:p>
